--- a/gestor_reservas_backend/backend_documentacion/9. Puente de datos para email.docx
+++ b/gestor_reservas_backend/backend_documentacion/9. Puente de datos para email.docx
@@ -3,22 +3,94 @@
 <w:document xmlns:wpc="http://schemas.microsoft.com/office/word/2010/wordprocessingCanvas" xmlns:cx="http://schemas.microsoft.com/office/drawing/2014/chartex" xmlns:cx1="http://schemas.microsoft.com/office/drawing/2015/9/8/chartex" xmlns:cx2="http://schemas.microsoft.com/office/drawing/2015/10/21/chartex" xmlns:cx3="http://schemas.microsoft.com/office/drawing/2016/5/9/chartex" xmlns:cx4="http://schemas.microsoft.com/office/drawing/2016/5/10/chartex" xmlns:cx5="http://schemas.microsoft.com/office/drawing/2016/5/11/chartex" xmlns:cx6="http://schemas.microsoft.com/office/drawing/2016/5/12/chartex" xmlns:cx7="http://schemas.microsoft.com/office/drawing/2016/5/13/chartex" xmlns:cx8="http://schemas.microsoft.com/office/drawing/2016/5/14/chartex" xmlns:mc="http://schemas.openxmlformats.org/markup-compatibility/2006" xmlns:aink="http://schemas.microsoft.com/office/drawing/2016/ink" xmlns:am3d="http://schemas.microsoft.com/office/drawing/2017/model3d" xmlns:o="urn:schemas-microsoft-com:office:office" xmlns:oel="http://schemas.microsoft.com/office/2019/extlst" xmlns:r="http://schemas.openxmlformats.org/officeDocument/2006/relationships" xmlns:m="http://schemas.openxmlformats.org/officeDocument/2006/math" xmlns:v="urn:schemas-microsoft-com:vml" xmlns:wp14="http://schemas.microsoft.com/office/word/2010/wordprocessingDrawing" xmlns:wp="http://schemas.openxmlformats.org/drawingml/2006/wordprocessingDrawing" xmlns:w10="urn:schemas-microsoft-com:office:word" xmlns:w="http://schemas.openxmlformats.org/wordprocessingml/2006/main" xmlns:w14="http://schemas.microsoft.com/office/word/2010/wordml" xmlns:w15="http://schemas.microsoft.com/office/word/2012/wordml" xmlns:w16cex="http://schemas.microsoft.com/office/word/2018/wordml/cex" xmlns:w16cid="http://schemas.microsoft.com/office/word/2016/wordml/cid" xmlns:w16="http://schemas.microsoft.com/office/word/2018/wordml" xmlns:w16du="http://schemas.microsoft.com/office/word/2023/wordml/word16du" xmlns:w16sdtdh="http://schemas.microsoft.com/office/word/2020/wordml/sdtdatahash" xmlns:w16sdtfl="http://schemas.microsoft.com/office/word/2024/wordml/sdtformatlock" xmlns:w16se="http://schemas.microsoft.com/office/word/2015/wordml/symex" xmlns:wpg="http://schemas.microsoft.com/office/word/2010/wordprocessingGroup" xmlns:wpi="http://schemas.microsoft.com/office/word/2010/wordprocessingInk" xmlns:wne="http://schemas.microsoft.com/office/word/2006/wordml" xmlns:wps="http://schemas.microsoft.com/office/word/2010/wordprocessingShape" mc:Ignorable="w14 w15 w16se w16cid w16 w16cex w16sdtdh w16sdtfl w16du wp14">
   <w:body>
     <w:p>
-      <w:r>
-        <w:t>Vamos a modificar</w:t>
-      </w:r>
-      <w:r>
-        <w:t xml:space="preserve"> estos dos archivos </w:t>
-      </w:r>
-      <w:r>
-        <w:t>para</w:t>
-      </w:r>
-      <w:r>
-        <w:t xml:space="preserve"> configurar el </w:t>
-      </w:r>
-      <w:r>
+      <w:pPr>
         <w:rPr>
           <w:b/>
           <w:bCs/>
+          <w:u w:val="single"/>
+        </w:rPr>
+      </w:pPr>
+      <w:r>
+        <w:rPr>
+          <w:b/>
+          <w:bCs/>
+          <w:highlight w:val="yellow"/>
+          <w:u w:val="single"/>
+        </w:rPr>
+        <w:t xml:space="preserve">(NOTA: </w:t>
+      </w:r>
+      <w:r>
+        <w:rPr>
+          <w:b/>
+          <w:bCs/>
+          <w:highlight w:val="yellow"/>
+          <w:u w:val="single"/>
+        </w:rPr>
+        <w:t>Despues de hacer el punto 18 en</w:t>
+      </w:r>
+      <w:r>
+        <w:rPr>
+          <w:b/>
+          <w:bCs/>
+          <w:highlight w:val="yellow"/>
+          <w:u w:val="single"/>
+        </w:rPr>
+        <w:t xml:space="preserve"> el forntend</w:t>
+      </w:r>
+      <w:r>
+        <w:rPr>
+          <w:b/>
+          <w:bCs/>
+          <w:highlight w:val="yellow"/>
+          <w:u w:val="single"/>
+        </w:rPr>
+        <w:t>,haces este</w:t>
+      </w:r>
+      <w:r>
+        <w:rPr>
+          <w:b/>
+          <w:bCs/>
+          <w:highlight w:val="yellow"/>
+          <w:u w:val="single"/>
+        </w:rPr>
+        <w:t xml:space="preserve"> punto 9 del backend</w:t>
+      </w:r>
+      <w:r>
+        <w:rPr>
+          <w:b/>
+          <w:bCs/>
+          <w:highlight w:val="yellow"/>
+          <w:u w:val="single"/>
+        </w:rPr>
+        <w:t xml:space="preserve"> y el 10</w:t>
+      </w:r>
+      <w:r>
+        <w:rPr>
+          <w:b/>
+          <w:bCs/>
+          <w:highlight w:val="yellow"/>
+          <w:u w:val="single"/>
+        </w:rPr>
+        <w:t>)</w:t>
+      </w:r>
+    </w:p>
+    <w:p>
+      <w:r>
+        <w:t>Vamos a modificar</w:t>
+      </w:r>
+      <w:r>
+        <w:t xml:space="preserve"> estos dos archivos </w:t>
+      </w:r>
+      <w:r>
+        <w:t>para</w:t>
+      </w:r>
+      <w:r>
+        <w:t xml:space="preserve"> configurar el </w:t>
+      </w:r>
+      <w:r>
+        <w:rPr>
+          <w:b/>
+          <w:bCs/>
         </w:rPr>
         <w:t>"puente de datos"</w:t>
       </w:r>
@@ -28,6 +100,9 @@
     </w:p>
     <w:p>
       <w:r>
+        <w:rPr>
+          <w:noProof/>
+        </w:rPr>
         <w:drawing>
           <wp:inline distT="0" distB="0" distL="0" distR="0" wp14:anchorId="17FF01D6" wp14:editId="2A7776FD">
             <wp:extent cx="6645910" cy="3779520"/>
@@ -67,6 +142,9 @@
     </w:p>
     <w:p>
       <w:r>
+        <w:rPr>
+          <w:noProof/>
+        </w:rPr>
         <w:drawing>
           <wp:inline distT="0" distB="0" distL="0" distR="0" wp14:anchorId="6D334640" wp14:editId="235ABD4D">
             <wp:extent cx="6645910" cy="1654810"/>
@@ -108,7 +186,6 @@
       <w:r>
         <w:t xml:space="preserve">Actualizo mi </w:t>
       </w:r>
-      <w:proofErr w:type="spellStart"/>
       <w:proofErr w:type="gramStart"/>
       <w:r>
         <w:t>email.service</w:t>
@@ -117,7 +194,6 @@
       <w:r>
         <w:t>.ts</w:t>
       </w:r>
-      <w:proofErr w:type="spellEnd"/>
     </w:p>
     <w:p>
       <w:r>
@@ -139,15 +215,7 @@
         <w:t>Nueva "Puerta" de entrada:</w:t>
       </w:r>
       <w:r>
-        <w:t xml:space="preserve"> Actualizamos la función para que acepte un cuarto argumento llamado </w:t>
-      </w:r>
-      <w:proofErr w:type="spellStart"/>
-      <w:r>
-        <w:t>paymentUrl</w:t>
-      </w:r>
-      <w:proofErr w:type="spellEnd"/>
-      <w:r>
-        <w:t>.</w:t>
+        <w:t xml:space="preserve"> Actualizamos la función para que acepte un cuarto argumento llamado paymentUrl.</w:t>
       </w:r>
     </w:p>
     <w:p>
@@ -174,23 +242,7 @@
           <w:i/>
           <w:iCs/>
         </w:rPr>
-        <w:t>Si la reserva es 'PENDING' Y existe una '</w:t>
-      </w:r>
-      <w:proofErr w:type="spellStart"/>
-      <w:r>
-        <w:rPr>
-          <w:i/>
-          <w:iCs/>
-        </w:rPr>
-        <w:t>paymentUrl</w:t>
-      </w:r>
-      <w:proofErr w:type="spellEnd"/>
-      <w:r>
-        <w:rPr>
-          <w:i/>
-          <w:iCs/>
-        </w:rPr>
-        <w:t>', entonces dibuja el botón.</w:t>
+        <w:t>Si la reserva es 'PENDING' Y existe una 'paymentUrl', entonces dibuja el botón.</w:t>
       </w:r>
       <w:r>
         <w:t xml:space="preserve"> Esto evita que el botón aparezca en correos de confirmación donde el usuario ya ha pagado, evitando confusiones.</w:t>
@@ -211,23 +263,7 @@
         <w:t>HTML del Botón:</w:t>
       </w:r>
       <w:r>
-        <w:t xml:space="preserve"> Sustituimos el texto estático "URL_DE_TU_PAGO" por la variable real ${</w:t>
-      </w:r>
-      <w:proofErr w:type="spellStart"/>
-      <w:r>
-        <w:t>paymentUrl</w:t>
-      </w:r>
-      <w:proofErr w:type="spellEnd"/>
-      <w:r>
-        <w:t>} dentro del enlace (</w:t>
-      </w:r>
-      <w:proofErr w:type="spellStart"/>
-      <w:r>
-        <w:t>href</w:t>
-      </w:r>
-      <w:proofErr w:type="spellEnd"/>
-      <w:r>
-        <w:t>). También añadimos un estilo visual más profesional (bordes redondeados y sombra) para que parezca un botón real de una plataforma de pagos.</w:t>
+        <w:t xml:space="preserve"> Sustituimos el texto estático "URL_DE_TU_PAGO" por la variable real ${paymentUrl} dentro del enlace (href). También añadimos un estilo visual más profesional (bordes redondeados y sombra) para que parezca un botón real de una plataforma de pagos.</w:t>
       </w:r>
     </w:p>
     <w:p>
@@ -260,6 +296,9 @@
     <w:p/>
     <w:p>
       <w:r>
+        <w:rPr>
+          <w:noProof/>
+        </w:rPr>
         <w:drawing>
           <wp:inline distT="0" distB="0" distL="0" distR="0" wp14:anchorId="748A7630" wp14:editId="710B41AD">
             <wp:extent cx="6645910" cy="2235200"/>
@@ -299,6 +338,9 @@
     </w:p>
     <w:p>
       <w:r>
+        <w:rPr>
+          <w:noProof/>
+        </w:rPr>
         <w:drawing>
           <wp:inline distT="0" distB="0" distL="0" distR="0" wp14:anchorId="739789B2" wp14:editId="184516B2">
             <wp:extent cx="6645910" cy="4352290"/>
@@ -340,7 +382,6 @@
       <w:r>
         <w:t xml:space="preserve">Actualizo mi </w:t>
       </w:r>
-      <w:proofErr w:type="spellStart"/>
       <w:proofErr w:type="gramStart"/>
       <w:r>
         <w:t>reservation.controller</w:t>
@@ -349,7 +390,6 @@
       <w:r>
         <w:t>.ts</w:t>
       </w:r>
-      <w:proofErr w:type="spellEnd"/>
     </w:p>
     <w:p>
       <w:r>
@@ -368,76 +408,18 @@
           <w:b/>
           <w:bCs/>
         </w:rPr>
-        <w:t>Mapeo de Datos (</w:t>
-      </w:r>
-      <w:proofErr w:type="spellStart"/>
-      <w:r>
-        <w:rPr>
-          <w:b/>
-          <w:bCs/>
-        </w:rPr>
-        <w:t>emailData</w:t>
-      </w:r>
-      <w:proofErr w:type="spellEnd"/>
-      <w:r>
-        <w:rPr>
-          <w:b/>
-          <w:bCs/>
-        </w:rPr>
-        <w:t>):</w:t>
+        <w:t>Mapeo de Datos (emailData):</w:t>
       </w:r>
       <w:r>
         <w:t xml:space="preserve"> Tu </w:t>
       </w:r>
-      <w:proofErr w:type="spellStart"/>
       <w:proofErr w:type="gramStart"/>
       <w:r>
         <w:t>req.body</w:t>
       </w:r>
-      <w:proofErr w:type="spellEnd"/>
       <w:proofErr w:type="gramEnd"/>
       <w:r>
-        <w:t xml:space="preserve"> (lo que viene del </w:t>
-      </w:r>
-      <w:proofErr w:type="spellStart"/>
-      <w:r>
-        <w:t>frontend</w:t>
-      </w:r>
-      <w:proofErr w:type="spellEnd"/>
-      <w:r>
-        <w:t xml:space="preserve">) tiene nombres como </w:t>
-      </w:r>
-      <w:proofErr w:type="spellStart"/>
-      <w:r>
-        <w:t>courtId</w:t>
-      </w:r>
-      <w:proofErr w:type="spellEnd"/>
-      <w:r>
-        <w:t xml:space="preserve"> o time. Sin embargo, tu plantilla de email buscaba </w:t>
-      </w:r>
-      <w:proofErr w:type="spellStart"/>
-      <w:r>
-        <w:t>courtName</w:t>
-      </w:r>
-      <w:proofErr w:type="spellEnd"/>
-      <w:r>
-        <w:t xml:space="preserve"> y </w:t>
-      </w:r>
-      <w:proofErr w:type="spellStart"/>
-      <w:r>
-        <w:t>hour</w:t>
-      </w:r>
-      <w:proofErr w:type="spellEnd"/>
-      <w:r>
-        <w:t xml:space="preserve">. Creamos un objeto intermedio para "traducir" esos nombres y que en el correo no aparezca más el molesto </w:t>
-      </w:r>
-      <w:proofErr w:type="spellStart"/>
-      <w:r>
-        <w:t>undefined</w:t>
-      </w:r>
-      <w:proofErr w:type="spellEnd"/>
-      <w:r>
-        <w:t>.</w:t>
+        <w:t xml:space="preserve"> (lo que viene del frontend) tiene nombres como courtId o time. Sin embargo, tu plantilla de email buscaba courtName y hour. Creamos un objeto intermedio para "traducir" esos nombres y que en el correo no aparezca más el molesto undefined.</w:t>
       </w:r>
     </w:p>
     <w:p>
@@ -453,58 +435,10 @@
           <w:bCs/>
         </w:rPr>
         <w:lastRenderedPageBreak/>
-        <w:t xml:space="preserve">El Fix de la URL (session.url || </w:t>
-      </w:r>
-      <w:proofErr w:type="spellStart"/>
-      <w:r>
-        <w:rPr>
-          <w:b/>
-          <w:bCs/>
-        </w:rPr>
-        <w:t>undefined</w:t>
-      </w:r>
-      <w:proofErr w:type="spellEnd"/>
-      <w:r>
-        <w:rPr>
-          <w:b/>
-          <w:bCs/>
-        </w:rPr>
-        <w:t>):</w:t>
-      </w:r>
-      <w:r>
-        <w:t xml:space="preserve"> Este fue el cambio para quitar el error de </w:t>
-      </w:r>
-      <w:proofErr w:type="spellStart"/>
-      <w:r>
-        <w:t>TypeScript</w:t>
-      </w:r>
-      <w:proofErr w:type="spellEnd"/>
-      <w:r>
-        <w:t xml:space="preserve">. Stripe dice que la URL puede ser </w:t>
-      </w:r>
-      <w:proofErr w:type="spellStart"/>
-      <w:r>
-        <w:t>null</w:t>
-      </w:r>
-      <w:proofErr w:type="spellEnd"/>
-      <w:r>
-        <w:t xml:space="preserve"> (si algo falla), pero el servicio de email solo acepta </w:t>
-      </w:r>
-      <w:proofErr w:type="spellStart"/>
-      <w:r>
-        <w:t>string</w:t>
-      </w:r>
-      <w:proofErr w:type="spellEnd"/>
-      <w:r>
-        <w:t xml:space="preserve">. Al añadir || </w:t>
-      </w:r>
-      <w:proofErr w:type="spellStart"/>
-      <w:r>
-        <w:t>undefined</w:t>
-      </w:r>
-      <w:proofErr w:type="spellEnd"/>
-      <w:r>
-        <w:t>, obligamos a que el dato sea compatible con lo que el servicio de email espera recibir.</w:t>
+        <w:t>El Fix de la URL (session.url || undefined):</w:t>
+      </w:r>
+      <w:r>
+        <w:t xml:space="preserve"> Este fue el cambio para quitar el error de TypeScript. Stripe dice que la URL puede ser null (si algo falla), pero el servicio de email solo acepta string. Al añadir || undefined, obligamos a que el dato sea compatible con lo que el servicio de email espera recibir.</w:t>
       </w:r>
     </w:p>
     <w:p>
@@ -522,15 +456,7 @@
         <w:t>Paso del 4º Parámetro:</w:t>
       </w:r>
       <w:r>
-        <w:t xml:space="preserve"> Modificamos la llamada a </w:t>
-      </w:r>
-      <w:proofErr w:type="spellStart"/>
-      <w:r>
-        <w:t>sendReservationEmail</w:t>
-      </w:r>
-      <w:proofErr w:type="spellEnd"/>
-      <w:r>
-        <w:t xml:space="preserve"> para enviarle la session.url. Sin esto, el servicio de email recibía los datos de la pista, pero no sabía a dónde mandar al usuario para pagar.</w:t>
+        <w:t xml:space="preserve"> Modificamos la llamada a sendReservationEmail para enviarle la session.url. Sin esto, el servicio de email recibía los datos de la pista, pero no sabía a dónde mandar al usuario para pagar.</w:t>
       </w:r>
     </w:p>
     <w:p>
@@ -555,7 +481,6 @@
           <w:numId w:val="3"/>
         </w:numPr>
       </w:pPr>
-      <w:proofErr w:type="spellStart"/>
       <w:r>
         <w:rPr>
           <w:b/>
@@ -563,11 +488,9 @@
         </w:rPr>
         <w:t>Controller</w:t>
       </w:r>
-      <w:proofErr w:type="spellEnd"/>
       <w:r>
         <w:t xml:space="preserve"> le dice a </w:t>
       </w:r>
-      <w:proofErr w:type="spellStart"/>
       <w:r>
         <w:rPr>
           <w:b/>
@@ -575,7 +498,6 @@
         </w:rPr>
         <w:t>EmailService</w:t>
       </w:r>
-      <w:proofErr w:type="spellEnd"/>
       <w:r>
         <w:t xml:space="preserve">: </w:t>
       </w:r>
@@ -613,7 +535,6 @@
           <w:numId w:val="3"/>
         </w:numPr>
       </w:pPr>
-      <w:proofErr w:type="spellStart"/>
       <w:r>
         <w:rPr>
           <w:b/>
@@ -621,17 +542,8 @@
         </w:rPr>
         <w:t>EmailService</w:t>
       </w:r>
-      <w:proofErr w:type="spellEnd"/>
-      <w:r>
-        <w:t xml:space="preserve"> recibe todo, monta el </w:t>
-      </w:r>
-      <w:proofErr w:type="spellStart"/>
-      <w:r>
-        <w:t>puzzle</w:t>
-      </w:r>
-      <w:proofErr w:type="spellEnd"/>
-      <w:r>
-        <w:t xml:space="preserve"> del HTML y dispara el correo.</w:t>
+      <w:r>
+        <w:t xml:space="preserve"> recibe todo, monta el puzzle del HTML y dispara el correo.</w:t>
       </w:r>
     </w:p>
     <w:p>
@@ -660,6 +572,9 @@
     </w:p>
     <w:p>
       <w:r>
+        <w:rPr>
+          <w:noProof/>
+        </w:rPr>
         <w:drawing>
           <wp:inline distT="0" distB="0" distL="0" distR="0" wp14:anchorId="037C05C8" wp14:editId="373F34EB">
             <wp:extent cx="6645910" cy="5053965"/>
@@ -699,25 +614,91 @@
     </w:p>
     <w:p>
       <w:r>
-        <w:t xml:space="preserve">Y si le doy a pagar ahora, me lleva a la </w:t>
-      </w:r>
-      <w:proofErr w:type="spellStart"/>
-      <w:r>
-        <w:t>psarela</w:t>
-      </w:r>
-      <w:proofErr w:type="spellEnd"/>
-      <w:r>
-        <w:t xml:space="preserve"> de pago de </w:t>
-      </w:r>
-      <w:proofErr w:type="spellStart"/>
-      <w:r>
-        <w:t>stripe</w:t>
-      </w:r>
-      <w:proofErr w:type="spellEnd"/>
-    </w:p>
-    <w:p>
+        <w:rPr>
+          <w:noProof/>
+        </w:rPr>
+        <w:drawing>
+          <wp:inline distT="0" distB="0" distL="0" distR="0" wp14:anchorId="58EFB3CC" wp14:editId="53F3AAC1">
+            <wp:extent cx="6645910" cy="227965"/>
+            <wp:effectExtent l="0" t="0" r="2540" b="635"/>
+            <wp:docPr id="1025416380" name="Imagen 1"/>
+            <wp:cNvGraphicFramePr>
+              <a:graphicFrameLocks xmlns:a="http://schemas.openxmlformats.org/drawingml/2006/main" noChangeAspect="1"/>
+            </wp:cNvGraphicFramePr>
+            <a:graphic xmlns:a="http://schemas.openxmlformats.org/drawingml/2006/main">
+              <a:graphicData uri="http://schemas.openxmlformats.org/drawingml/2006/picture">
+                <pic:pic xmlns:pic="http://schemas.openxmlformats.org/drawingml/2006/picture">
+                  <pic:nvPicPr>
+                    <pic:cNvPr id="1025416380" name=""/>
+                    <pic:cNvPicPr/>
+                  </pic:nvPicPr>
+                  <pic:blipFill>
+                    <a:blip r:embed="rId10"/>
+                    <a:stretch>
+                      <a:fillRect/>
+                    </a:stretch>
+                  </pic:blipFill>
+                  <pic:spPr>
+                    <a:xfrm>
+                      <a:off x="0" y="0"/>
+                      <a:ext cx="6645910" cy="227965"/>
+                    </a:xfrm>
+                    <a:prstGeom prst="rect">
+                      <a:avLst/>
+                    </a:prstGeom>
+                  </pic:spPr>
+                </pic:pic>
+              </a:graphicData>
+            </a:graphic>
+          </wp:inline>
+        </w:drawing>
+      </w:r>
+    </w:p>
+    <w:p>
+      <w:proofErr w:type="gramStart"/>
       <w:r>
         <w:lastRenderedPageBreak/>
+        <w:t>Punto importante!!!</w:t>
+      </w:r>
+      <w:proofErr w:type="gramEnd"/>
+      <w:r>
+        <w:t xml:space="preserve"> Actiber </w:t>
+      </w:r>
+      <w:r>
+        <w:t>webhook de stripe</w:t>
+      </w:r>
+      <w:r>
+        <w:t xml:space="preserve">, </w:t>
+      </w:r>
+      <w:r>
+        <w:t xml:space="preserve">sin esa herramienta </w:t>
+      </w:r>
+      <w:r>
+        <w:t>el</w:t>
+      </w:r>
+      <w:r>
+        <w:t xml:space="preserve"> servidor local es "invisible" para Stripe, la base de datos nunca se entera de que el pago se hizo</w:t>
+      </w:r>
+      <w:r>
+        <w:t>.</w:t>
+      </w:r>
+    </w:p>
+    <w:p>
+      <w:r>
+        <w:t>Y si le doy a pagar ahora, me lleva a la p</w:t>
+      </w:r>
+      <w:r>
+        <w:t>as</w:t>
+      </w:r>
+      <w:r>
+        <w:t>arela de pago de stripe</w:t>
+      </w:r>
+    </w:p>
+    <w:p>
+      <w:r>
+        <w:rPr>
+          <w:noProof/>
+        </w:rPr>
         <w:drawing>
           <wp:inline distT="0" distB="0" distL="0" distR="0" wp14:anchorId="55AEBA99" wp14:editId="07659069">
             <wp:extent cx="6645910" cy="4199890"/>
@@ -734,7 +715,7 @@
                     <pic:cNvPicPr/>
                   </pic:nvPicPr>
                   <pic:blipFill>
-                    <a:blip r:embed="rId10"/>
+                    <a:blip r:embed="rId11"/>
                     <a:stretch>
                       <a:fillRect/>
                     </a:stretch>
@@ -762,6 +743,10 @@
     </w:p>
     <w:p>
       <w:r>
+        <w:rPr>
+          <w:noProof/>
+        </w:rPr>
+        <w:lastRenderedPageBreak/>
         <w:drawing>
           <wp:inline distT="0" distB="0" distL="0" distR="0" wp14:anchorId="4BBE0F7B" wp14:editId="6BAD9227">
             <wp:extent cx="6645910" cy="4291965"/>
@@ -778,7 +763,7 @@
                     <pic:cNvPicPr/>
                   </pic:nvPicPr>
                   <pic:blipFill>
-                    <a:blip r:embed="rId11"/>
+                    <a:blip r:embed="rId12"/>
                     <a:stretch>
                       <a:fillRect/>
                     </a:stretch>
@@ -787,6 +772,133 @@
                     <a:xfrm>
                       <a:off x="0" y="0"/>
                       <a:ext cx="6645910" cy="4291965"/>
+                    </a:xfrm>
+                    <a:prstGeom prst="rect">
+                      <a:avLst/>
+                    </a:prstGeom>
+                  </pic:spPr>
+                </pic:pic>
+              </a:graphicData>
+            </a:graphic>
+          </wp:inline>
+        </w:drawing>
+      </w:r>
+    </w:p>
+    <w:p/>
+    <w:p>
+      <w:r>
+        <w:rPr>
+          <w:noProof/>
+        </w:rPr>
+        <w:drawing>
+          <wp:inline distT="0" distB="0" distL="0" distR="0" wp14:anchorId="2F8E97EC" wp14:editId="721CF6B3">
+            <wp:extent cx="6645910" cy="147320"/>
+            <wp:effectExtent l="0" t="0" r="2540" b="5080"/>
+            <wp:docPr id="2030482466" name="Imagen 1"/>
+            <wp:cNvGraphicFramePr>
+              <a:graphicFrameLocks xmlns:a="http://schemas.openxmlformats.org/drawingml/2006/main" noChangeAspect="1"/>
+            </wp:cNvGraphicFramePr>
+            <a:graphic xmlns:a="http://schemas.openxmlformats.org/drawingml/2006/main">
+              <a:graphicData uri="http://schemas.openxmlformats.org/drawingml/2006/picture">
+                <pic:pic xmlns:pic="http://schemas.openxmlformats.org/drawingml/2006/picture">
+                  <pic:nvPicPr>
+                    <pic:cNvPr id="2030482466" name=""/>
+                    <pic:cNvPicPr/>
+                  </pic:nvPicPr>
+                  <pic:blipFill>
+                    <a:blip r:embed="rId13"/>
+                    <a:stretch>
+                      <a:fillRect/>
+                    </a:stretch>
+                  </pic:blipFill>
+                  <pic:spPr>
+                    <a:xfrm>
+                      <a:off x="0" y="0"/>
+                      <a:ext cx="6645910" cy="147320"/>
+                    </a:xfrm>
+                    <a:prstGeom prst="rect">
+                      <a:avLst/>
+                    </a:prstGeom>
+                  </pic:spPr>
+                </pic:pic>
+              </a:graphicData>
+            </a:graphic>
+          </wp:inline>
+        </w:drawing>
+      </w:r>
+    </w:p>
+    <w:p>
+      <w:r>
+        <w:rPr>
+          <w:noProof/>
+        </w:rPr>
+        <w:drawing>
+          <wp:inline distT="0" distB="0" distL="0" distR="0" wp14:anchorId="7B313EE9" wp14:editId="3B5595DF">
+            <wp:extent cx="6645910" cy="728980"/>
+            <wp:effectExtent l="0" t="0" r="2540" b="0"/>
+            <wp:docPr id="1081137068" name="Imagen 1"/>
+            <wp:cNvGraphicFramePr>
+              <a:graphicFrameLocks xmlns:a="http://schemas.openxmlformats.org/drawingml/2006/main" noChangeAspect="1"/>
+            </wp:cNvGraphicFramePr>
+            <a:graphic xmlns:a="http://schemas.openxmlformats.org/drawingml/2006/main">
+              <a:graphicData uri="http://schemas.openxmlformats.org/drawingml/2006/picture">
+                <pic:pic xmlns:pic="http://schemas.openxmlformats.org/drawingml/2006/picture">
+                  <pic:nvPicPr>
+                    <pic:cNvPr id="1081137068" name=""/>
+                    <pic:cNvPicPr/>
+                  </pic:nvPicPr>
+                  <pic:blipFill>
+                    <a:blip r:embed="rId14"/>
+                    <a:stretch>
+                      <a:fillRect/>
+                    </a:stretch>
+                  </pic:blipFill>
+                  <pic:spPr>
+                    <a:xfrm>
+                      <a:off x="0" y="0"/>
+                      <a:ext cx="6645910" cy="728980"/>
+                    </a:xfrm>
+                    <a:prstGeom prst="rect">
+                      <a:avLst/>
+                    </a:prstGeom>
+                  </pic:spPr>
+                </pic:pic>
+              </a:graphicData>
+            </a:graphic>
+          </wp:inline>
+        </w:drawing>
+      </w:r>
+    </w:p>
+    <w:p>
+      <w:r>
+        <w:rPr>
+          <w:noProof/>
+        </w:rPr>
+        <w:drawing>
+          <wp:inline distT="0" distB="0" distL="0" distR="0" wp14:anchorId="60D9C2E1" wp14:editId="395819AF">
+            <wp:extent cx="6645910" cy="1062990"/>
+            <wp:effectExtent l="0" t="0" r="2540" b="3810"/>
+            <wp:docPr id="172124002" name="Imagen 1"/>
+            <wp:cNvGraphicFramePr>
+              <a:graphicFrameLocks xmlns:a="http://schemas.openxmlformats.org/drawingml/2006/main" noChangeAspect="1"/>
+            </wp:cNvGraphicFramePr>
+            <a:graphic xmlns:a="http://schemas.openxmlformats.org/drawingml/2006/main">
+              <a:graphicData uri="http://schemas.openxmlformats.org/drawingml/2006/picture">
+                <pic:pic xmlns:pic="http://schemas.openxmlformats.org/drawingml/2006/picture">
+                  <pic:nvPicPr>
+                    <pic:cNvPr id="172124002" name=""/>
+                    <pic:cNvPicPr/>
+                  </pic:nvPicPr>
+                  <pic:blipFill>
+                    <a:blip r:embed="rId15"/>
+                    <a:stretch>
+                      <a:fillRect/>
+                    </a:stretch>
+                  </pic:blipFill>
+                  <pic:spPr>
+                    <a:xfrm>
+                      <a:off x="0" y="0"/>
+                      <a:ext cx="6645910" cy="1062990"/>
                     </a:xfrm>
                     <a:prstGeom prst="rect">
                       <a:avLst/>
@@ -1837,6 +1949,7 @@
   <w:style w:type="character" w:default="1" w:styleId="Fuentedeprrafopredeter">
     <w:name w:val="Default Paragraph Font"/>
     <w:uiPriority w:val="1"/>
+    <w:semiHidden/>
     <w:unhideWhenUsed/>
   </w:style>
   <w:style w:type="table" w:default="1" w:styleId="Tablanormal">

--- a/gestor_reservas_backend/backend_documentacion/9. Puente de datos para email.docx
+++ b/gestor_reservas_backend/backend_documentacion/9. Puente de datos para email.docx
@@ -19,6 +19,7 @@
         </w:rPr>
         <w:t xml:space="preserve">(NOTA: </w:t>
       </w:r>
+      <w:proofErr w:type="spellStart"/>
       <w:r>
         <w:rPr>
           <w:b/>
@@ -26,8 +27,9 @@
           <w:highlight w:val="yellow"/>
           <w:u w:val="single"/>
         </w:rPr>
-        <w:t>Despues de hacer el punto 18 en</w:t>
-      </w:r>
+        <w:t>Despues</w:t>
+      </w:r>
+      <w:proofErr w:type="spellEnd"/>
       <w:r>
         <w:rPr>
           <w:b/>
@@ -35,7 +37,7 @@
           <w:highlight w:val="yellow"/>
           <w:u w:val="single"/>
         </w:rPr>
-        <w:t xml:space="preserve"> el forntend</w:t>
+        <w:t xml:space="preserve"> de hacer el punto 18 en</w:t>
       </w:r>
       <w:r>
         <w:rPr>
@@ -44,8 +46,10 @@
           <w:highlight w:val="yellow"/>
           <w:u w:val="single"/>
         </w:rPr>
-        <w:t>,haces este</w:t>
-      </w:r>
+        <w:t xml:space="preserve"> el </w:t>
+      </w:r>
+      <w:proofErr w:type="spellStart"/>
+      <w:proofErr w:type="gramStart"/>
       <w:r>
         <w:rPr>
           <w:b/>
@@ -53,7 +57,7 @@
           <w:highlight w:val="yellow"/>
           <w:u w:val="single"/>
         </w:rPr>
-        <w:t xml:space="preserve"> punto 9 del backend</w:t>
+        <w:t>forntend</w:t>
       </w:r>
       <w:r>
         <w:rPr>
@@ -62,7 +66,65 @@
           <w:highlight w:val="yellow"/>
           <w:u w:val="single"/>
         </w:rPr>
-        <w:t xml:space="preserve"> y el 10</w:t>
+        <w:t>,haces</w:t>
+      </w:r>
+      <w:proofErr w:type="spellEnd"/>
+      <w:proofErr w:type="gramEnd"/>
+      <w:r>
+        <w:rPr>
+          <w:b/>
+          <w:bCs/>
+          <w:highlight w:val="yellow"/>
+          <w:u w:val="single"/>
+        </w:rPr>
+        <w:t xml:space="preserve"> este</w:t>
+      </w:r>
+      <w:r>
+        <w:rPr>
+          <w:b/>
+          <w:bCs/>
+          <w:highlight w:val="yellow"/>
+          <w:u w:val="single"/>
+        </w:rPr>
+        <w:t xml:space="preserve"> punto 9 del </w:t>
+      </w:r>
+      <w:proofErr w:type="spellStart"/>
+      <w:r>
+        <w:rPr>
+          <w:b/>
+          <w:bCs/>
+          <w:highlight w:val="yellow"/>
+          <w:u w:val="single"/>
+        </w:rPr>
+        <w:t>backend</w:t>
+      </w:r>
+      <w:proofErr w:type="spellEnd"/>
+      <w:r>
+        <w:rPr>
+          <w:b/>
+          <w:bCs/>
+          <w:highlight w:val="yellow"/>
+          <w:u w:val="single"/>
+        </w:rPr>
+        <w:t>,</w:t>
+      </w:r>
+      <w:r>
+        <w:rPr>
+          <w:b/>
+          <w:bCs/>
+          <w:highlight w:val="yellow"/>
+          <w:u w:val="single"/>
+        </w:rPr>
+        <w:t xml:space="preserve"> el 10</w:t>
+      </w:r>
+      <w:r>
+        <w:rPr>
+          <w:b/>
+          <w:bCs/>
+          <w:highlight w:val="yellow"/>
+          <w:u w:val="single"/>
+        </w:rPr>
+        <w:t xml:space="preserve"> y el 11</w:t>
       </w:r>
       <w:r>
         <w:rPr>
@@ -186,6 +248,7 @@
       <w:r>
         <w:t xml:space="preserve">Actualizo mi </w:t>
       </w:r>
+      <w:proofErr w:type="spellStart"/>
       <w:proofErr w:type="gramStart"/>
       <w:r>
         <w:t>email.service</w:t>
@@ -194,6 +257,7 @@
       <w:r>
         <w:t>.ts</w:t>
       </w:r>
+      <w:proofErr w:type="spellEnd"/>
     </w:p>
     <w:p>
       <w:r>
@@ -215,7 +279,15 @@
         <w:t>Nueva "Puerta" de entrada:</w:t>
       </w:r>
       <w:r>
-        <w:t xml:space="preserve"> Actualizamos la función para que acepte un cuarto argumento llamado paymentUrl.</w:t>
+        <w:t xml:space="preserve"> Actualizamos la función para que acepte un cuarto argumento llamado </w:t>
+      </w:r>
+      <w:proofErr w:type="spellStart"/>
+      <w:r>
+        <w:t>paymentUrl</w:t>
+      </w:r>
+      <w:proofErr w:type="spellEnd"/>
+      <w:r>
+        <w:t>.</w:t>
       </w:r>
     </w:p>
     <w:p>
@@ -242,7 +314,23 @@
           <w:i/>
           <w:iCs/>
         </w:rPr>
-        <w:t>Si la reserva es 'PENDING' Y existe una 'paymentUrl', entonces dibuja el botón.</w:t>
+        <w:t>Si la reserva es 'PENDING' Y existe una '</w:t>
+      </w:r>
+      <w:proofErr w:type="spellStart"/>
+      <w:r>
+        <w:rPr>
+          <w:i/>
+          <w:iCs/>
+        </w:rPr>
+        <w:t>paymentUrl</w:t>
+      </w:r>
+      <w:proofErr w:type="spellEnd"/>
+      <w:r>
+        <w:rPr>
+          <w:i/>
+          <w:iCs/>
+        </w:rPr>
+        <w:t>', entonces dibuja el botón.</w:t>
       </w:r>
       <w:r>
         <w:t xml:space="preserve"> Esto evita que el botón aparezca en correos de confirmación donde el usuario ya ha pagado, evitando confusiones.</w:t>
@@ -263,7 +351,23 @@
         <w:t>HTML del Botón:</w:t>
       </w:r>
       <w:r>
-        <w:t xml:space="preserve"> Sustituimos el texto estático "URL_DE_TU_PAGO" por la variable real ${paymentUrl} dentro del enlace (href). También añadimos un estilo visual más profesional (bordes redondeados y sombra) para que parezca un botón real de una plataforma de pagos.</w:t>
+        <w:t xml:space="preserve"> Sustituimos el texto estático "URL_DE_TU_PAGO" por la variable real ${</w:t>
+      </w:r>
+      <w:proofErr w:type="spellStart"/>
+      <w:r>
+        <w:t>paymentUrl</w:t>
+      </w:r>
+      <w:proofErr w:type="spellEnd"/>
+      <w:r>
+        <w:t>} dentro del enlace (</w:t>
+      </w:r>
+      <w:proofErr w:type="spellStart"/>
+      <w:r>
+        <w:t>href</w:t>
+      </w:r>
+      <w:proofErr w:type="spellEnd"/>
+      <w:r>
+        <w:t>). También añadimos un estilo visual más profesional (bordes redondeados y sombra) para que parezca un botón real de una plataforma de pagos.</w:t>
       </w:r>
     </w:p>
     <w:p>
@@ -382,6 +486,7 @@
       <w:r>
         <w:t xml:space="preserve">Actualizo mi </w:t>
       </w:r>
+      <w:proofErr w:type="spellStart"/>
       <w:proofErr w:type="gramStart"/>
       <w:r>
         <w:t>reservation.controller</w:t>
@@ -390,6 +495,7 @@
       <w:r>
         <w:t>.ts</w:t>
       </w:r>
+      <w:proofErr w:type="spellEnd"/>
     </w:p>
     <w:p>
       <w:r>
@@ -408,18 +514,76 @@
           <w:b/>
           <w:bCs/>
         </w:rPr>
-        <w:t>Mapeo de Datos (emailData):</w:t>
+        <w:t>Mapeo de Datos (</w:t>
+      </w:r>
+      <w:proofErr w:type="spellStart"/>
+      <w:r>
+        <w:rPr>
+          <w:b/>
+          <w:bCs/>
+        </w:rPr>
+        <w:t>emailData</w:t>
+      </w:r>
+      <w:proofErr w:type="spellEnd"/>
+      <w:r>
+        <w:rPr>
+          <w:b/>
+          <w:bCs/>
+        </w:rPr>
+        <w:t>):</w:t>
       </w:r>
       <w:r>
         <w:t xml:space="preserve"> Tu </w:t>
       </w:r>
+      <w:proofErr w:type="spellStart"/>
       <w:proofErr w:type="gramStart"/>
       <w:r>
         <w:t>req.body</w:t>
       </w:r>
+      <w:proofErr w:type="spellEnd"/>
       <w:proofErr w:type="gramEnd"/>
       <w:r>
-        <w:t xml:space="preserve"> (lo que viene del frontend) tiene nombres como courtId o time. Sin embargo, tu plantilla de email buscaba courtName y hour. Creamos un objeto intermedio para "traducir" esos nombres y que en el correo no aparezca más el molesto undefined.</w:t>
+        <w:t xml:space="preserve"> (lo que viene del </w:t>
+      </w:r>
+      <w:proofErr w:type="spellStart"/>
+      <w:r>
+        <w:t>frontend</w:t>
+      </w:r>
+      <w:proofErr w:type="spellEnd"/>
+      <w:r>
+        <w:t xml:space="preserve">) tiene nombres como </w:t>
+      </w:r>
+      <w:proofErr w:type="spellStart"/>
+      <w:r>
+        <w:t>courtId</w:t>
+      </w:r>
+      <w:proofErr w:type="spellEnd"/>
+      <w:r>
+        <w:t xml:space="preserve"> o time. Sin embargo, tu plantilla de email buscaba </w:t>
+      </w:r>
+      <w:proofErr w:type="spellStart"/>
+      <w:r>
+        <w:t>courtName</w:t>
+      </w:r>
+      <w:proofErr w:type="spellEnd"/>
+      <w:r>
+        <w:t xml:space="preserve"> y </w:t>
+      </w:r>
+      <w:proofErr w:type="spellStart"/>
+      <w:r>
+        <w:t>hour</w:t>
+      </w:r>
+      <w:proofErr w:type="spellEnd"/>
+      <w:r>
+        <w:t xml:space="preserve">. Creamos un objeto intermedio para "traducir" esos nombres y que en el correo no aparezca más el molesto </w:t>
+      </w:r>
+      <w:proofErr w:type="spellStart"/>
+      <w:r>
+        <w:t>undefined</w:t>
+      </w:r>
+      <w:proofErr w:type="spellEnd"/>
+      <w:r>
+        <w:t>.</w:t>
       </w:r>
     </w:p>
     <w:p>
@@ -435,10 +599,58 @@
           <w:bCs/>
         </w:rPr>
         <w:lastRenderedPageBreak/>
-        <w:t>El Fix de la URL (session.url || undefined):</w:t>
-      </w:r>
-      <w:r>
-        <w:t xml:space="preserve"> Este fue el cambio para quitar el error de TypeScript. Stripe dice que la URL puede ser null (si algo falla), pero el servicio de email solo acepta string. Al añadir || undefined, obligamos a que el dato sea compatible con lo que el servicio de email espera recibir.</w:t>
+        <w:t xml:space="preserve">El Fix de la URL (session.url || </w:t>
+      </w:r>
+      <w:proofErr w:type="spellStart"/>
+      <w:r>
+        <w:rPr>
+          <w:b/>
+          <w:bCs/>
+        </w:rPr>
+        <w:t>undefined</w:t>
+      </w:r>
+      <w:proofErr w:type="spellEnd"/>
+      <w:r>
+        <w:rPr>
+          <w:b/>
+          <w:bCs/>
+        </w:rPr>
+        <w:t>):</w:t>
+      </w:r>
+      <w:r>
+        <w:t xml:space="preserve"> Este fue el cambio para quitar el error de </w:t>
+      </w:r>
+      <w:proofErr w:type="spellStart"/>
+      <w:r>
+        <w:t>TypeScript</w:t>
+      </w:r>
+      <w:proofErr w:type="spellEnd"/>
+      <w:r>
+        <w:t xml:space="preserve">. Stripe dice que la URL puede ser </w:t>
+      </w:r>
+      <w:proofErr w:type="spellStart"/>
+      <w:r>
+        <w:t>null</w:t>
+      </w:r>
+      <w:proofErr w:type="spellEnd"/>
+      <w:r>
+        <w:t xml:space="preserve"> (si algo falla), pero el servicio de email solo acepta </w:t>
+      </w:r>
+      <w:proofErr w:type="spellStart"/>
+      <w:r>
+        <w:t>string</w:t>
+      </w:r>
+      <w:proofErr w:type="spellEnd"/>
+      <w:r>
+        <w:t xml:space="preserve">. Al añadir || </w:t>
+      </w:r>
+      <w:proofErr w:type="spellStart"/>
+      <w:r>
+        <w:t>undefined</w:t>
+      </w:r>
+      <w:proofErr w:type="spellEnd"/>
+      <w:r>
+        <w:t>, obligamos a que el dato sea compatible con lo que el servicio de email espera recibir.</w:t>
       </w:r>
     </w:p>
     <w:p>
@@ -456,7 +668,15 @@
         <w:t>Paso del 4º Parámetro:</w:t>
       </w:r>
       <w:r>
-        <w:t xml:space="preserve"> Modificamos la llamada a sendReservationEmail para enviarle la session.url. Sin esto, el servicio de email recibía los datos de la pista, pero no sabía a dónde mandar al usuario para pagar.</w:t>
+        <w:t xml:space="preserve"> Modificamos la llamada a </w:t>
+      </w:r>
+      <w:proofErr w:type="spellStart"/>
+      <w:r>
+        <w:t>sendReservationEmail</w:t>
+      </w:r>
+      <w:proofErr w:type="spellEnd"/>
+      <w:r>
+        <w:t xml:space="preserve"> para enviarle la session.url. Sin esto, el servicio de email recibía los datos de la pista, pero no sabía a dónde mandar al usuario para pagar.</w:t>
       </w:r>
     </w:p>
     <w:p>
@@ -481,6 +701,7 @@
           <w:numId w:val="3"/>
         </w:numPr>
       </w:pPr>
+      <w:proofErr w:type="spellStart"/>
       <w:r>
         <w:rPr>
           <w:b/>
@@ -488,9 +709,11 @@
         </w:rPr>
         <w:t>Controller</w:t>
       </w:r>
+      <w:proofErr w:type="spellEnd"/>
       <w:r>
         <w:t xml:space="preserve"> le dice a </w:t>
       </w:r>
+      <w:proofErr w:type="spellStart"/>
       <w:r>
         <w:rPr>
           <w:b/>
@@ -498,6 +721,7 @@
         </w:rPr>
         <w:t>EmailService</w:t>
       </w:r>
+      <w:proofErr w:type="spellEnd"/>
       <w:r>
         <w:t xml:space="preserve">: </w:t>
       </w:r>
@@ -535,6 +759,7 @@
           <w:numId w:val="3"/>
         </w:numPr>
       </w:pPr>
+      <w:proofErr w:type="spellStart"/>
       <w:r>
         <w:rPr>
           <w:b/>
@@ -542,8 +767,17 @@
         </w:rPr>
         <w:t>EmailService</w:t>
       </w:r>
-      <w:r>
-        <w:t xml:space="preserve"> recibe todo, monta el puzzle del HTML y dispara el correo.</w:t>
+      <w:proofErr w:type="spellEnd"/>
+      <w:r>
+        <w:t xml:space="preserve"> recibe todo, monta el </w:t>
+      </w:r>
+      <w:proofErr w:type="spellStart"/>
+      <w:r>
+        <w:t>puzzle</w:t>
+      </w:r>
+      <w:proofErr w:type="spellEnd"/>
+      <w:r>
+        <w:t xml:space="preserve"> del HTML y dispara el correo.</w:t>
       </w:r>
     </w:p>
     <w:p>
@@ -662,11 +896,29 @@
       </w:r>
       <w:proofErr w:type="gramEnd"/>
       <w:r>
-        <w:t xml:space="preserve"> Actiber </w:t>
-      </w:r>
-      <w:r>
-        <w:t>webhook de stripe</w:t>
-      </w:r>
+        <w:t xml:space="preserve"> </w:t>
+      </w:r>
+      <w:proofErr w:type="spellStart"/>
+      <w:r>
+        <w:t>Actiber</w:t>
+      </w:r>
+      <w:proofErr w:type="spellEnd"/>
+      <w:r>
+        <w:t xml:space="preserve"> </w:t>
+      </w:r>
+      <w:proofErr w:type="spellStart"/>
+      <w:r>
+        <w:t>webhook</w:t>
+      </w:r>
+      <w:proofErr w:type="spellEnd"/>
+      <w:r>
+        <w:t xml:space="preserve"> de </w:t>
+      </w:r>
+      <w:proofErr w:type="spellStart"/>
+      <w:r>
+        <w:t>stripe</w:t>
+      </w:r>
+      <w:proofErr w:type="spellEnd"/>
       <w:r>
         <w:t xml:space="preserve">, </w:t>
       </w:r>
@@ -691,8 +943,13 @@
         <w:t>as</w:t>
       </w:r>
       <w:r>
-        <w:t>arela de pago de stripe</w:t>
-      </w:r>
+        <w:t xml:space="preserve">arela de pago de </w:t>
+      </w:r>
+      <w:proofErr w:type="spellStart"/>
+      <w:r>
+        <w:t>stripe</w:t>
+      </w:r>
+      <w:proofErr w:type="spellEnd"/>
     </w:p>
     <w:p>
       <w:r>
